--- a/docs/Perimetre_Filum.docx
+++ b/docs/Perimetre_Filum.docx
@@ -58,7 +58,7 @@
           <w:sz w:val="20"/>
           <w:szCs w:val="20"/>
         </w:rPr>
-        <w:t xml:space="preserve">Une démonstration faite à quelqu'un qui cherchait autre chose coûte deux heures aux deux parties et laisse un mauvais souvenir. Ce document existe pour l'éviter. Tout ce qui figure dans « ce qui est en place » se montre à l'écran en moins d'une minute ; tout ce qui figure dans « ce qui n'existe pas » est vrai au 4 août 2026, sans « bientôt » ni « à la feuille de route ».</w:t>
+        <w:t xml:space="preserve">Une démonstration faite à quelqu'un qui cherchait autre chose coûte deux heures aux deux parties et laisse un mauvais souvenir. Ce document existe pour l'éviter. Tout ce qui figure dans « ce qui est en place » se montre à l'écran en moins d'une minute ; tout ce qui figure dans « ce qui n'existe pas » est vrai au 5 août 2026, sans « bientôt » ni « à la feuille de route ».</w:t>
       </w:r>
     </w:p>
     <w:p>
@@ -1461,7 +1461,7 @@
           <w:sz w:val="17"/>
           <w:szCs w:val="17"/>
         </w:rPr>
-        <w:t xml:space="preserve">Ce document décrit l'état du logiciel en version 1.2.0, au 4 août 2026. Il est régénéré depuis le dépôt du produit, et non maintenu à la main : les écarts entre ce qu'il annonce et ce que le logiciel fait sont donc des défauts, pas des approximations commerciales. Si vous tenez une version plus ancienne que la vôtre, demandez-nous la note à jour.</w:t>
+        <w:t xml:space="preserve">Ce document décrit l'état du logiciel en version 1.2.0, au 5 août 2026. Il est régénéré depuis le dépôt du produit, et non maintenu à la main : les écarts entre ce qu'il annonce et ce que le logiciel fait sont donc des défauts, pas des approximations commerciales. Si vous tenez une version plus ancienne que la vôtre, demandez-nous la note à jour.</w:t>
       </w:r>
     </w:p>
     <w:sectPr>
@@ -1529,7 +1529,7 @@
         <w:sz w:val="17"/>
         <w:szCs w:val="17"/>
       </w:rPr>
-      <w:t xml:space="preserve">Version 1.2.0   ·   4 août 2026   ·   </w:t>
+      <w:t xml:space="preserve">Version 1.2.0   ·   5 août 2026   ·   </w:t>
     </w:r>
     <w:r>
       <w:rPr>

--- a/docs/Perimetre_Filum.docx
+++ b/docs/Perimetre_Filum.docx
@@ -1461,7 +1461,7 @@
           <w:sz w:val="17"/>
           <w:szCs w:val="17"/>
         </w:rPr>
-        <w:t xml:space="preserve">Ce document décrit l'état du logiciel en version 1.2.0, au 5 août 2026. Il est régénéré depuis le dépôt du produit, et non maintenu à la main : les écarts entre ce qu'il annonce et ce que le logiciel fait sont donc des défauts, pas des approximations commerciales. Si vous tenez une version plus ancienne que la vôtre, demandez-nous la note à jour.</w:t>
+        <w:t xml:space="preserve">Ce document décrit l'état du logiciel en version 1.2.1, au 5 août 2026. Il est régénéré depuis le dépôt du produit, et non maintenu à la main : les écarts entre ce qu'il annonce et ce que le logiciel fait sont donc des défauts, pas des approximations commerciales. Si vous tenez une version plus ancienne que la vôtre, demandez-nous la note à jour.</w:t>
       </w:r>
     </w:p>
     <w:sectPr>
@@ -1529,7 +1529,7 @@
         <w:sz w:val="17"/>
         <w:szCs w:val="17"/>
       </w:rPr>
-      <w:t xml:space="preserve">Version 1.2.0   ·   5 août 2026   ·   </w:t>
+      <w:t xml:space="preserve">Version 1.2.1   ·   5 août 2026   ·   </w:t>
     </w:r>
     <w:r>
       <w:rPr>

--- a/docs/Perimetre_Filum.docx
+++ b/docs/Perimetre_Filum.docx
@@ -515,7 +515,7 @@
                 <w:sz w:val="17"/>
                 <w:szCs w:val="17"/>
               </w:rPr>
-              <w:t xml:space="preserve">Piste d'audit en ajout seul et CHAÎNÉE : chaque entrée porte l'empreinte de la précédente, et la vérification nomme le rang d'une rupture. Archive d'inspection vérifiable hors Filum. Ancre d'archive contresignable par l'autorité d'horodatage RFC 3161 de votre choix. Durée de rétention déclarée, conservation légale bloquant les suppressions. Réinitialisation par jeton : personne ne pose le mot de passe d'un autre.</w:t>
+              <w:t xml:space="preserve">Piste d'audit en ajout seul, CHAÎNÉE et BILINGUE : chaque entrée porte l'empreinte de la précédente — la vérification nomme le rang d'une rupture — ainsi que la clé de son message, si bien qu'elle se relit en français ou en anglais sans jamais être réécrite. Archive d'inspection vérifiable hors Filum. Ancre d'archive contresignable par l'autorité d'horodatage RFC 3161 de votre choix. Durée de rétention déclarée, conservation légale bloquant les suppressions. Réinitialisation par jeton : personne ne pose le mot de passe d'un autre.</w:t>
             </w:r>
           </w:p>
         </w:tc>
@@ -846,7 +846,7 @@
           <w:sz w:val="20"/>
           <w:szCs w:val="20"/>
         </w:rPr>
-        <w:t xml:space="preserve">La piste d'audit est rédigée en français</w:t>
+        <w:t xml:space="preserve">Les entrées d'audit déjà écrites ne se retraduisent pas</w:t>
       </w:r>
     </w:p>
     <w:p>
@@ -858,7 +858,7 @@
           <w:sz w:val="20"/>
           <w:szCs w:val="20"/>
         </w:rPr>
-        <w:t xml:space="preserve">L'interface et les documents générés suivent la langue choisie, français ou anglais. Les motifs inscrits dans la piste d'audit, eux, sont rédigés en français quelle que soit cette langue. Une équipe anglophone lit donc son journal d'audit en français — à connaître si vos inspecteurs ne le lisent pas.</w:t>
+        <w:t xml:space="preserve">La piste d'audit se lit désormais en français ou en anglais, à l'écran, à l'export et dans l'archive d'inspection : chaque entrée porte la clé de son message et ses arguments, et le texte se fabrique à la lecture. Deux exceptions, assumées. Les entrées inscrites AVANT cette version n'ont que leur texte d'origine, en français : on ne réécrit pas un enregistrement, et le chaînage romprait si on le faisait — l'écran les signale au lecteur. Les deux outils de console serveur (amorçage du premier administrateur, réinitialisation d'urgence) écrivent également en français : ils tournent hors de l'application, où le catalogue de messages n'existe pas.</w:t>
       </w:r>
     </w:p>
     <w:p>

--- a/docs/Perimetre_Filum.docx
+++ b/docs/Perimetre_Filum.docx
@@ -58,7 +58,7 @@
           <w:sz w:val="20"/>
           <w:szCs w:val="20"/>
         </w:rPr>
-        <w:t xml:space="preserve">Une démonstration faite à quelqu'un qui cherchait autre chose coûte deux heures aux deux parties et laisse un mauvais souvenir. Ce document existe pour l'éviter. Tout ce qui figure dans « ce qui est en place » se montre à l'écran en moins d'une minute ; tout ce qui figure dans « ce qui n'existe pas » est vrai au 5 août 2026, sans « bientôt » ni « à la feuille de route ».</w:t>
+        <w:t xml:space="preserve">Une démonstration faite à quelqu'un qui cherchait autre chose coûte deux heures aux deux parties et laisse un mauvais souvenir. Ce document existe pour l'éviter. Tout ce qui figure dans « ce qui est en place » se montre à l'écran en moins d'une minute ; tout ce qui figure dans « ce qui n'existe pas » est vrai au 6 août 2026, sans « bientôt » ni « à la feuille de route ».</w:t>
       </w:r>
     </w:p>
     <w:p>
@@ -1461,7 +1461,7 @@
           <w:sz w:val="17"/>
           <w:szCs w:val="17"/>
         </w:rPr>
-        <w:t xml:space="preserve">Ce document décrit l'état du logiciel en version 1.2.1, au 5 août 2026. Il est régénéré depuis le dépôt du produit, et non maintenu à la main : les écarts entre ce qu'il annonce et ce que le logiciel fait sont donc des défauts, pas des approximations commerciales. Si vous tenez une version plus ancienne que la vôtre, demandez-nous la note à jour.</w:t>
+        <w:t xml:space="preserve">Ce document décrit l'état du logiciel en version 1.2.1, au 6 août 2026. Il est régénéré depuis le dépôt du produit, et non maintenu à la main : les écarts entre ce qu'il annonce et ce que le logiciel fait sont donc des défauts, pas des approximations commerciales. Si vous tenez une version plus ancienne que la vôtre, demandez-nous la note à jour.</w:t>
       </w:r>
     </w:p>
     <w:sectPr>
@@ -1529,7 +1529,7 @@
         <w:sz w:val="17"/>
         <w:szCs w:val="17"/>
       </w:rPr>
-      <w:t xml:space="preserve">Version 1.2.1   ·   5 août 2026   ·   </w:t>
+      <w:t xml:space="preserve">Version 1.2.1   ·   6 août 2026   ·   </w:t>
     </w:r>
     <w:r>
       <w:rPr>

--- a/docs/Perimetre_Filum.docx
+++ b/docs/Perimetre_Filum.docx
@@ -859,6 +859,33 @@
           <w:szCs w:val="20"/>
         </w:rPr>
         <w:t xml:space="preserve">La piste d'audit se lit désormais en français ou en anglais, à l'écran, à l'export et dans l'archive d'inspection : chaque entrée porte la clé de son message et ses arguments, et le texte se fabrique à la lecture. Deux exceptions, assumées. Les entrées inscrites AVANT cette version n'ont que leur texte d'origine, en français : on ne réécrit pas un enregistrement, et le chaînage romprait si on le faisait — l'écran les signale au lecteur. Les deux outils de console serveur (amorçage du premier administrateur, réinitialisation d'urgence) écrivent également en français : ils tournent hors de l'application, où le catalogue de messages n'existe pas.</w:t>
+      </w:r>
+    </w:p>
+    <w:p>
+      <w:pPr>
+        <w:spacing w:after="40"/>
+      </w:pPr>
+      <w:r>
+        <w:rPr>
+          <w:b/>
+          <w:bCs/>
+          <w:color w:val="B91C1C"/>
+          <w:sz w:val="20"/>
+          <w:szCs w:val="20"/>
+        </w:rPr>
+        <w:t xml:space="preserve">Les utilisateurs simultanés ne sont pas qualifiés</w:t>
+      </w:r>
+    </w:p>
+    <w:p>
+      <w:pPr>
+        <w:spacing w:after="150"/>
+      </w:pPr>
+      <w:r>
+        <w:rPr>
+          <w:sz w:val="20"/>
+          <w:szCs w:val="20"/>
+        </w:rPr>
+        <w:t xml:space="preserve">Une campagne de charge mesurée accompagne le produit : elle caractérise le comportement jusqu'à cinquante mille entrées de piste d'audit, et nomme ce qui se dégrade — la vérification de la chaîne d'audit, relue en entier à chaque affichage de l'écran. Ce qu'elle ne mesure pas est dit aussi clairement : les utilisateurs SIMULTANÉS. Le moteur de base livré n'admet qu'un écrivain à la fois ; deux signatures apposées à la même seconde s'attendent. Si vous prévoyez plus d'une poignée d'utilisateurs actifs en même temps, c'est la première chose à éprouver dans votre qualification de performance.</w:t>
       </w:r>
     </w:p>
     <w:p>

--- a/docs/Perimetre_Filum.docx
+++ b/docs/Perimetre_Filum.docx
@@ -515,7 +515,7 @@
                 <w:sz w:val="17"/>
                 <w:szCs w:val="17"/>
               </w:rPr>
-              <w:t xml:space="preserve">Piste d'audit en ajout seul, CHAÎNÉE et BILINGUE : chaque entrée porte l'empreinte de la précédente — la vérification nomme le rang d'une rupture — ainsi que la clé de son message, si bien qu'elle se relit en français ou en anglais sans jamais être réécrite. Archive d'inspection vérifiable hors Filum. Ancre d'archive contresignable par l'autorité d'horodatage RFC 3161 de votre choix. Durée de rétention déclarée, conservation légale bloquant les suppressions. Réinitialisation par jeton : personne ne pose le mot de passe d'un autre.</w:t>
+              <w:t xml:space="preserve">Copie d'archivage PDF/A-2b de chaque enregistrement figé dans l'archive d'inspection — police et profil colorimétrique embarqués, elle se lit sans outil bureautique et porte les empreintes du .docx qui fait foi. Piste d'audit en ajout seul, CHAÎNÉE et BILINGUE : chaque entrée porte l'empreinte de la précédente — la vérification nomme le rang d'une rupture — ainsi que la clé de son message, si bien qu'elle se relit en français ou en anglais sans jamais être réécrite. Archive d'inspection vérifiable hors Filum. Ancre d'archive contresignable par l'autorité d'horodatage RFC 3161 de votre choix. Durée de rétention déclarée, conservation légale bloquant les suppressions. Réinitialisation par jeton : personne ne pose le mot de passe d'un autre.</w:t>
             </w:r>
           </w:p>
         </w:tc>

--- a/docs/Perimetre_Filum.docx
+++ b/docs/Perimetre_Filum.docx
@@ -515,7 +515,7 @@
                 <w:sz w:val="17"/>
                 <w:szCs w:val="17"/>
               </w:rPr>
-              <w:t xml:space="preserve">Copie d'archivage PDF/A-2b de chaque enregistrement figé dans l'archive d'inspection — police et profil colorimétrique embarqués, elle se lit sans outil bureautique et porte les empreintes du .docx qui fait foi. Piste d'audit en ajout seul, CHAÎNÉE et BILINGUE : chaque entrée porte l'empreinte de la précédente — la vérification nomme le rang d'une rupture — ainsi que la clé de son message, si bien qu'elle se relit en français ou en anglais sans jamais être réécrite. Archive d'inspection vérifiable hors Filum. Ancre d'archive contresignable par l'autorité d'horodatage RFC 3161 de votre choix. Durée de rétention déclarée, conservation légale bloquant les suppressions. Réinitialisation par jeton : personne ne pose le mot de passe d'un autre.</w:t>
+              <w:t xml:space="preserve">Copie d'archivage PDF/A-2b de chaque enregistrement figé dans l'archive d'inspection — police et profil colorimétrique embarqués, elle se lit sans outil bureautique et porte les empreintes du .docx qui fait foi. Piste d'audit en ajout seul, CHAÎNÉE et BILINGUE : chaque entrée porte l'empreinte de la précédente — la vérification nomme le rang d'une rupture — ainsi que la clé de son message, si bien qu'elle se relit en français ou en anglais sans jamais être réécrite. La piste est en outre REVUE périodiquement, et la revue est un enregistrement signé : chaque revue couvre une plage de RANGS — jamais de dates — et commence exactement au rang qui suit la précédente, si bien qu'aucune entrée ne peut s'écrire dans l'intervalle entre deux revues ; l'écart entre le dernier rang couvert et la tête de piste est affiché en permanence, et toute lacune de couverture est calculée. Archive d'inspection vérifiable hors Filum. Ancre d'archive contresignable par l'autorité d'horodatage RFC 3161 de votre choix. Durée de rétention déclarée, conservation légale bloquant les suppressions. Réinitialisation par jeton : personne ne pose le mot de passe d'un autre.</w:t>
             </w:r>
           </w:p>
         </w:tc>
@@ -968,6 +968,23 @@
           <w:szCs w:val="20"/>
         </w:rPr>
         <w:t xml:space="preserve">La qualification d'installation, opérationnelle et de performance dans VOTRE environnement, la décision de criticité du système et votre politique de revalidation après mise à jour. Le pack livré alimente vos protocoles ; il ne les remplace pas.</w:t>
+      </w:r>
+    </w:p>
+    <w:p>
+      <w:pPr>
+        <w:pStyle w:val="ListParagraph"/>
+        <w:numPr>
+          <w:ilvl w:val="0"/>
+          <w:numId w:val="1"/>
+        </w:numPr>
+        <w:spacing w:after="70"/>
+      </w:pPr>
+      <w:r>
+        <w:rPr>
+          <w:sz w:val="20"/>
+          <w:szCs w:val="20"/>
+        </w:rPr>
+        <w:t xml:space="preserve">La FRÉQUENCE de revue de la piste d'audit, et le JUGEMENT porté à chaque revue. Filum calcule la couverture, désigne ce qui mérite d'être lu, exige un verdict motivé sur chaque entrée retenue et signe la clôture — mais il ne sait pas distinguer une modification légitime d'une modification suspecte, et il n'impose aucune période : la bonne dépend de votre volume d'activité et de la criticité du système. L'indépendance du relecteur est mesurée et consignée sur chaque revue, jamais imposée — à votre système qualité de dire si elle suffit.</w:t>
       </w:r>
     </w:p>
     <w:p>

--- a/docs/Perimetre_Filum.docx
+++ b/docs/Perimetre_Filum.docx
@@ -58,7 +58,7 @@
           <w:sz w:val="20"/>
           <w:szCs w:val="20"/>
         </w:rPr>
-        <w:t xml:space="preserve">Une démonstration faite à quelqu'un qui cherchait autre chose coûte deux heures aux deux parties et laisse un mauvais souvenir. Ce document existe pour l'éviter. Tout ce qui figure dans « ce qui est en place » se montre à l'écran en moins d'une minute ; tout ce qui figure dans « ce qui n'existe pas » est vrai au 6 août 2026, sans « bientôt » ni « à la feuille de route ».</w:t>
+        <w:t xml:space="preserve">Une démonstration faite à quelqu'un qui cherchait autre chose coûte deux heures aux deux parties et laisse un mauvais souvenir. Ce document existe pour l'éviter. Tout ce qui figure dans « ce qui est en place » se montre à l'écran en moins d'une minute ; tout ce qui figure dans « ce qui n'existe pas » est vrai au 7 août 2026, sans « bientôt » ni « à la feuille de route ».</w:t>
       </w:r>
     </w:p>
     <w:p>
@@ -237,6 +237,57 @@
                 <w:sz w:val="17"/>
                 <w:szCs w:val="17"/>
               </w:rPr>
+              <w:t xml:space="preserve">Qualité d'énoncé</w:t>
+            </w:r>
+          </w:p>
+        </w:tc>
+        <w:tc>
+          <w:tcPr>
+            <w:tcW w:type="pct" w:w="78%"/>
+            <w:tcMar>
+              <w:top w:type="dxa" w:w="80"/>
+              <w:left w:type="dxa" w:w="110"/>
+              <w:bottom w:type="dxa" w:w="80"/>
+              <w:right w:type="dxa" w:w="110"/>
+            </w:tcMar>
+          </w:tcPr>
+          <w:p>
+            <w:pPr>
+              <w:spacing w:after="0"/>
+            </w:pPr>
+            <w:r>
+              <w:rPr>
+                <w:sz w:val="17"/>
+                <w:szCs w:val="17"/>
+              </w:rPr>
+              <w:t xml:space="preserve">Onze contrôles s'exécutent sous le champ d'énoncé, à chaque frappe : verbe d'obligation absent ou affaibli, plusieurs exigences en une, terme non mesurable, clause échappatoire, liste ouverte, comparaison sans valeur, valeur sans tolérance, tournure passive sans acteur, exigence négative, énoncé trop long. Chaque constat CITE le fragment exact de votre phrase, dit pourquoi il pose problème et propose l'action. Le motif EARS est reconnu — permanent, événement, état, comportement indésirable, option de configuration — et les cinq gabarits sont dépliables avec un exemple. Tout cela tourne SANS clé d'API, sans réseau, à l'identique d'une machine à l'autre : c'est ce qui permet de le qualifier, et un cas de qualification l'éprouve sur onze énoncés fautifs et cinq énoncés corrects. Si votre organisation a configuré une clé Anthropic, une reformulation EARS peut être demandée en plus ; il est interdit au modèle d'inventer une valeur, une unité ou un composant absent de l'original — il laisse un emplacement à remplir. Rien n'est écrit à votre place, et aucun constat n'empêche d'enregistrer.</w:t>
+            </w:r>
+          </w:p>
+        </w:tc>
+      </w:tr>
+      <w:tr>
+        <w:tc>
+          <w:tcPr>
+            <w:tcW w:type="pct" w:w="22%"/>
+            <w:shd w:fill="F8FAFC"/>
+            <w:tcMar>
+              <w:top w:type="dxa" w:w="80"/>
+              <w:left w:type="dxa" w:w="110"/>
+              <w:bottom w:type="dxa" w:w="80"/>
+              <w:right w:type="dxa" w:w="110"/>
+            </w:tcMar>
+          </w:tcPr>
+          <w:p>
+            <w:pPr>
+              <w:spacing w:after="0"/>
+            </w:pPr>
+            <w:r>
+              <w:rPr>
+                <w:b/>
+                <w:bCs/>
+                <w:sz w:val="17"/>
+                <w:szCs w:val="17"/>
+              </w:rPr>
               <w:t xml:space="preserve">Gestion documentaire</w:t>
             </w:r>
           </w:p>
@@ -1505,7 +1556,7 @@
           <w:sz w:val="17"/>
           <w:szCs w:val="17"/>
         </w:rPr>
-        <w:t xml:space="preserve">Ce document décrit l'état du logiciel en version 1.2.1, au 6 août 2026. Il est régénéré depuis le dépôt du produit, et non maintenu à la main : les écarts entre ce qu'il annonce et ce que le logiciel fait sont donc des défauts, pas des approximations commerciales. Si vous tenez une version plus ancienne que la vôtre, demandez-nous la note à jour.</w:t>
+        <w:t xml:space="preserve">Ce document décrit l'état du logiciel en version 1.2.1, au 7 août 2026. Il est régénéré depuis le dépôt du produit, et non maintenu à la main : les écarts entre ce qu'il annonce et ce que le logiciel fait sont donc des défauts, pas des approximations commerciales. Si vous tenez une version plus ancienne que la vôtre, demandez-nous la note à jour.</w:t>
       </w:r>
     </w:p>
     <w:sectPr>
@@ -1573,7 +1624,7 @@
         <w:sz w:val="17"/>
         <w:szCs w:val="17"/>
       </w:rPr>
-      <w:t xml:space="preserve">Version 1.2.1   ·   6 août 2026   ·   </w:t>
+      <w:t xml:space="preserve">Version 1.2.1   ·   7 août 2026   ·   </w:t>
     </w:r>
     <w:r>
       <w:rPr>

--- a/docs/Perimetre_Filum.docx
+++ b/docs/Perimetre_Filum.docx
@@ -617,7 +617,7 @@
                 <w:sz w:val="17"/>
                 <w:szCs w:val="17"/>
               </w:rPr>
-              <w:t xml:space="preserve">Import CSV à modèle fixe pour cinq types : besoins, exigences, spécifications, risques, protocoles. Les liens se résolvent par VOS codes, la hiérarchie d'exigences comprise (cycles détectés). Aperçu à blanc obligatoire avant toute écriture : ce qui serait créé, mis à jour, rejeté — et pourquoi, ligne par ligne.</w:t>
+              <w:t xml:space="preserve">Déposez un classeur .xlsx ou un document .docx TELS QUELS : Filum y trouve les tableaux, vous choisissez lequel reprendre, puis vous dites quelle colonne correspond à quoi. Vos intitulés restent les vôtres — « Req ID », « Crit. », « Descriptif fonctionnel » — la reconnaissance automatique propose ce qu'elle sait, vous assignez le reste, et rien ne se devine en silence. Les cellules vides gardent leur position : une justification ne peut pas glisser dans la colonne du sous-système. Les valeurs sont ramenées au vocabulaire de Filum quelle que soit la langue du fichier — « Haute » devient « High » — et une valeur inconnue est signalée plutôt que stockée. L'import CSV à modèle fixe reste disponible pour cinq types : besoins, exigences, spécifications, risques, protocoles. Les liens se résolvent par VOS codes, la hiérarchie d'exigences comprise (cycles détectés). Aperçu à blanc obligatoire avant toute écriture : ce qui serait créé, mis à jour, rejeté — et pourquoi, ligne par ligne.</w:t>
             </w:r>
           </w:p>
         </w:tc>

--- a/docs/Perimetre_Filum.docx
+++ b/docs/Perimetre_Filum.docx
@@ -516,6 +516,57 @@
                 <w:szCs w:val="17"/>
               </w:rPr>
               <w:t xml:space="preserve">Cycles de vie verrouillés côté serveur. Pas de plan d'actions sans cause racine ; pas de clôture de CAPA sans efficacité démontrée par un essai repassé favorable. À la clôture, la rétroaction est automatique : spécification NOK reverdie, non-conformités fermées, risque résiduel ré-évalué.</w:t>
+            </w:r>
+          </w:p>
+        </w:tc>
+      </w:tr>
+      <w:tr>
+        <w:tc>
+          <w:tcPr>
+            <w:tcW w:type="pct" w:w="22%"/>
+            <w:shd w:fill="F8FAFC"/>
+            <w:tcMar>
+              <w:top w:type="dxa" w:w="80"/>
+              <w:left w:type="dxa" w:w="110"/>
+              <w:bottom w:type="dxa" w:w="80"/>
+              <w:right w:type="dxa" w:w="110"/>
+            </w:tcMar>
+          </w:tcPr>
+          <w:p>
+            <w:pPr>
+              <w:spacing w:after="0"/>
+            </w:pPr>
+            <w:r>
+              <w:rPr>
+                <w:b/>
+                <w:bCs/>
+                <w:sz w:val="17"/>
+                <w:szCs w:val="17"/>
+              </w:rPr>
+              <w:t xml:space="preserve">Dossier technique</w:t>
+            </w:r>
+          </w:p>
+        </w:tc>
+        <w:tc>
+          <w:tcPr>
+            <w:tcW w:type="pct" w:w="78%"/>
+            <w:tcMar>
+              <w:top w:type="dxa" w:w="80"/>
+              <w:left w:type="dxa" w:w="110"/>
+              <w:bottom w:type="dxa" w:w="80"/>
+              <w:right w:type="dxa" w:w="110"/>
+            </w:tcMar>
+          </w:tcPr>
+          <w:p>
+            <w:pPr>
+              <w:spacing w:after="0"/>
+            </w:pPr>
+            <w:r>
+              <w:rPr>
+                <w:sz w:val="17"/>
+                <w:szCs w:val="17"/>
+              </w:rPr>
+              <w:t xml:space="preserve">Un dossier technique par programme, en un téléchargement. Il indexe ce que Filum détient sur les 50 éléments du référentiel de diagnostic — le MÊME que celui de la trame remise en amont d'une mission — chacun rattaché à sa clause ISO 13485, à sa référence 21 CFR 820.30 et à sa section d'Annexe II. Chaque ligne dit ce qui est couvert, ce qui est partiel, ce qui manque, et ce qui doit venir de votre système qualité. AUCUN STATUT N'EST SAISI : ils se déduisent du graphe au moment de l'export, et changent quand le graphe change. Le paquet emporte les dossiers de conception compilés par activité, les enregistrements figés des documents publiés, la matrice de traçabilité et les empreintes de tous les fichiers. Il n'est PAS un dossier technique complet, et sa lettre d'accompagnement le dit : étiquetage, notice, spécifications de fabrication, transfert en production, évaluation clinique et surveillance après commercialisation n'existent pas dans un outil de conception — quinze des cinquante éléments sont donc nommés hors périmètre, avec la source dont ils doivent venir. Les taire produirait un index qui a l'air complet et un dossier qui ne l'est pas.</w:t>
             </w:r>
           </w:p>
         </w:tc>

--- a/docs/Perimetre_Filum.docx
+++ b/docs/Perimetre_Filum.docx
@@ -719,7 +719,7 @@
                 <w:sz w:val="17"/>
                 <w:szCs w:val="17"/>
               </w:rPr>
-              <w:t xml:space="preserve">Image Docker auto-hébergée, base de données en fichier unique, volume de fichiers séparé. Interface français / anglais. Quatre rôles appliqués côté serveur. Assistant de pré-rédaction avec VOTRE clé Anthropic, sous quatre garde-fous. Pack de validation remis : protocole IQ, dossier de validation, cas de qualification rejouables.</w:t>
+              <w:t xml:space="preserve">Image Docker auto-hébergée, base de données en fichier unique, volume de fichiers séparé. Interface français / anglais. Quatre rôles appliqués côté serveur. Assistant de pré-rédaction avec VOTRE clé Anthropic, sous quatre garde-fous. Pack de validation remis : protocole IQ, dossier de validation, cas de qualification rejouables. La base est en journalisation WAL : la lecture ne bloque plus l'écriture, et la réplication continue devient possible. La sauvegarde à froid reste la référence — elle arrête le service et copie les deux volumes au même instant, donc elle est cohérente par construction. Une option de réplication continue de la base est DOCUMENTÉE, avec la règle qui la rend sûre : elle ne réplique que la base, et les enregistrements figés vivent dans le second volume ; comme celui-ci est en AJOUT SEUL, il suffit de restaurer les fichiers à un instant égal ou postérieur à la base — des fichiers en avance ne sont que des orphelins. Une commande relit chaque pièce référencée par la base et distingue une pièce absente d'une pièce altérée, les deux ne se réparant pas de la même façon.</w:t>
             </w:r>
           </w:p>
         </w:tc>

--- a/docs/Perimetre_Filum.docx
+++ b/docs/Perimetre_Filum.docx
@@ -58,7 +58,7 @@
           <w:sz w:val="20"/>
           <w:szCs w:val="20"/>
         </w:rPr>
-        <w:t xml:space="preserve">Une démonstration faite à quelqu'un qui cherchait autre chose coûte deux heures aux deux parties et laisse un mauvais souvenir. Ce document existe pour l'éviter. Tout ce qui figure dans « ce qui est en place » se montre à l'écran en moins d'une minute ; tout ce qui figure dans « ce qui n'existe pas » est vrai au 7 août 2026, sans « bientôt » ni « à la feuille de route ».</w:t>
+        <w:t xml:space="preserve">Une démonstration faite à quelqu'un qui cherchait autre chose coûte deux heures aux deux parties et laisse un mauvais souvenir. Ce document existe pour l'éviter. Tout ce qui figure dans « ce qui est en place » se montre à l'écran en moins d'une minute ; tout ce qui figure dans « ce qui n'existe pas » est vrai au 9 août 2026, sans « bientôt » ni « à la feuille de route ».</w:t>
       </w:r>
     </w:p>
     <w:p>
@@ -1607,7 +1607,7 @@
           <w:sz w:val="17"/>
           <w:szCs w:val="17"/>
         </w:rPr>
-        <w:t xml:space="preserve">Ce document décrit l'état du logiciel en version 1.2.1, au 7 août 2026. Il est régénéré depuis le dépôt du produit, et non maintenu à la main : les écarts entre ce qu'il annonce et ce que le logiciel fait sont donc des défauts, pas des approximations commerciales. Si vous tenez une version plus ancienne que la vôtre, demandez-nous la note à jour.</w:t>
+        <w:t xml:space="preserve">Ce document décrit l'état du logiciel en version 1.2.1, au 9 août 2026. Il est régénéré depuis le dépôt du produit, et non maintenu à la main : les écarts entre ce qu'il annonce et ce que le logiciel fait sont donc des défauts, pas des approximations commerciales. Si vous tenez une version plus ancienne que la vôtre, demandez-nous la note à jour.</w:t>
       </w:r>
     </w:p>
     <w:sectPr>
@@ -1675,7 +1675,7 @@
         <w:sz w:val="17"/>
         <w:szCs w:val="17"/>
       </w:rPr>
-      <w:t xml:space="preserve">Version 1.2.1   ·   7 août 2026   ·   </w:t>
+      <w:t xml:space="preserve">Version 1.2.1   ·   9 août 2026   ·   </w:t>
     </w:r>
     <w:r>
       <w:rPr>

--- a/docs/Perimetre_Filum.docx
+++ b/docs/Perimetre_Filum.docx
@@ -58,7 +58,7 @@
           <w:sz w:val="20"/>
           <w:szCs w:val="20"/>
         </w:rPr>
-        <w:t xml:space="preserve">Une démonstration faite à quelqu'un qui cherchait autre chose coûte deux heures aux deux parties et laisse un mauvais souvenir. Ce document existe pour l'éviter. Tout ce qui figure dans « ce qui est en place » se montre à l'écran en moins d'une minute ; tout ce qui figure dans « ce qui n'existe pas » est vrai au 9 août 2026, sans « bientôt » ni « à la feuille de route ».</w:t>
+        <w:t xml:space="preserve">Une démonstration faite à quelqu'un qui cherchait autre chose coûte deux heures aux deux parties et laisse un mauvais souvenir. Ce document existe pour l'éviter. Tout ce qui figure dans « ce qui est en place » se montre à l'écran en moins d'une minute ; tout ce qui figure dans « ce qui n'existe pas » est vrai au 22 août 2026, sans « bientôt » ni « à la feuille de route ».</w:t>
       </w:r>
     </w:p>
     <w:p>
@@ -1607,7 +1607,7 @@
           <w:sz w:val="17"/>
           <w:szCs w:val="17"/>
         </w:rPr>
-        <w:t xml:space="preserve">Ce document décrit l'état du logiciel en version 1.2.1, au 9 août 2026. Il est régénéré depuis le dépôt du produit, et non maintenu à la main : les écarts entre ce qu'il annonce et ce que le logiciel fait sont donc des défauts, pas des approximations commerciales. Si vous tenez une version plus ancienne que la vôtre, demandez-nous la note à jour.</w:t>
+        <w:t xml:space="preserve">Ce document décrit l'état du logiciel en version 1.2.1, au 22 août 2026. Il est régénéré depuis le dépôt du produit, et non maintenu à la main : les écarts entre ce qu'il annonce et ce que le logiciel fait sont donc des défauts, pas des approximations commerciales. Si vous tenez une version plus ancienne que la vôtre, demandez-nous la note à jour.</w:t>
       </w:r>
     </w:p>
     <w:sectPr>
@@ -1675,7 +1675,7 @@
         <w:sz w:val="17"/>
         <w:szCs w:val="17"/>
       </w:rPr>
-      <w:t xml:space="preserve">Version 1.2.1   ·   9 août 2026   ·   </w:t>
+      <w:t xml:space="preserve">Version 1.2.1   ·   22 août 2026   ·   </w:t>
     </w:r>
     <w:r>
       <w:rPr>

--- a/docs/Perimetre_Filum.docx
+++ b/docs/Perimetre_Filum.docx
@@ -58,7 +58,7 @@
           <w:sz w:val="20"/>
           <w:szCs w:val="20"/>
         </w:rPr>
-        <w:t xml:space="preserve">Une démonstration faite à quelqu'un qui cherchait autre chose coûte deux heures aux deux parties et laisse un mauvais souvenir. Ce document existe pour l'éviter. Tout ce qui figure dans « ce qui est en place » se montre à l'écran en moins d'une minute ; tout ce qui figure dans « ce qui n'existe pas » est vrai au 22 août 2026, sans « bientôt » ni « à la feuille de route ».</w:t>
+        <w:t xml:space="preserve">Une démonstration faite à quelqu'un qui cherchait autre chose coûte deux heures aux deux parties et laisse un mauvais souvenir. Ce document existe pour l'éviter. Tout ce qui figure dans « ce qui est en place » se montre à l'écran en moins d'une minute ; tout ce qui figure dans « ce qui n'existe pas » est vrai au 23 août 2026, sans « bientôt » ni « à la feuille de route ».</w:t>
       </w:r>
     </w:p>
     <w:p>
@@ -867,7 +867,7 @@
           <w:sz w:val="20"/>
           <w:szCs w:val="20"/>
         </w:rPr>
-        <w:t xml:space="preserve">Pas d'intégration</w:t>
+        <w:t xml:space="preserve">Pas d'intégration à votre système d'information</w:t>
       </w:r>
     </w:p>
     <w:p>
@@ -879,7 +879,8 @@
           <w:sz w:val="20"/>
           <w:szCs w:val="20"/>
         </w:rPr>
-        <w:t xml:space="preserve">Pas d'API publique, pas de webhook, pas de connecteur PLM, ERP ou ALM, pas de ReqIF, pas d'import Word ni Excel (.xlsx). La reprise de données se fait par fichiers CSV.</w:t>
+        <w:t xml:space="preserve">Pas de webhook, pas de connecteur PLM, ERP ou ALM, pas de ReqIF. Il existe une API de LECTURE SEULE, authentifiée par jeton, pour extraire programmes, exigences et traçabilité — elle sort des données, elle n'en fait pas entrer et ne se connecte à rien. La reprise de données se fait par fichiers CSV, ou en déposant un classeur .xlsx ou un document .docx (voir « Reprise de vos données »).
+ET FILUM N'EST PAS UN ERP. Un ERP gère les achats, les stocks, l'ordonnancement de production, les lots fabriqués, la facturation et la comptabilité. Filum gère le DOSSIER DE CONCEPTION — ce qui précède la production, pas ce qui la pilote. Les deux se côtoient dans une entreprise de dispositifs médicaux ; ils ne se remplacent sur aucun point, et Filum ne contribue à aucune fonction d'ERP.</w:t>
       </w:r>
     </w:p>
     <w:p>
@@ -1607,7 +1608,7 @@
           <w:sz w:val="17"/>
           <w:szCs w:val="17"/>
         </w:rPr>
-        <w:t xml:space="preserve">Ce document décrit l'état du logiciel en version 1.2.1, au 22 août 2026. Il est régénéré depuis le dépôt du produit, et non maintenu à la main : les écarts entre ce qu'il annonce et ce que le logiciel fait sont donc des défauts, pas des approximations commerciales. Si vous tenez une version plus ancienne que la vôtre, demandez-nous la note à jour.</w:t>
+        <w:t xml:space="preserve">Ce document décrit l'état du logiciel en version 1.2.1, au 23 août 2026. Il est régénéré depuis le dépôt du produit, et non maintenu à la main : les écarts entre ce qu'il annonce et ce que le logiciel fait sont donc des défauts, pas des approximations commerciales. Si vous tenez une version plus ancienne que la vôtre, demandez-nous la note à jour.</w:t>
       </w:r>
     </w:p>
     <w:sectPr>
@@ -1675,7 +1676,7 @@
         <w:sz w:val="17"/>
         <w:szCs w:val="17"/>
       </w:rPr>
-      <w:t xml:space="preserve">Version 1.2.1   ·   22 août 2026   ·   </w:t>
+      <w:t xml:space="preserve">Version 1.2.1   ·   23 août 2026   ·   </w:t>
     </w:r>
     <w:r>
       <w:rPr>

--- a/docs/Perimetre_Filum.docx
+++ b/docs/Perimetre_Filum.docx
@@ -771,7 +771,8 @@
           <w:sz w:val="20"/>
           <w:szCs w:val="20"/>
         </w:rPr>
-        <w:t xml:space="preserve">Ni gestion de la formation, ni qualification des fournisseurs, ni traitement des réclamations ou de la vigilance, ni audits internes, ni revue de direction, ni maîtrise des documents du système qualité (procédures, instructions, formulaires). Une non-conformité peut DÉCLARER venir d'une réclamation, d'un audit ou d'un fournisseur : Filum enregistre la référence, il ne gère pas la source. Filum couvre la maîtrise de la conception, pas le système qualité entier.</w:t>
+        <w:t xml:space="preserve">Ni gestion de la formation, ni qualification des fournisseurs, ni traitement des réclamations ou de la vigilance, ni audits internes, ni revue de direction.
+NUANCE SUR LES PROCÉDURES, parce que « ni » serait faux : une procédure peut vivre dans Filum comme document contrôlé — le type existe, et le cycle Brouillon → Revue → Publié, le gel du contenu à la mise en revue, la signature à deux composants, la révision avec justification, la piste d'audit et la copie d'archivage PDF/A ne dépendent pas du type de document. Ce que Filum ne sait PAS faire d'une procédure : sa revue périodique, sa date d'entrée en vigueur distincte de l'approbation, sa diffusion contrôlée, et l'accusé de lecture rattaché à la formation. Un système qualité a besoin des quatre. Une non-conformité peut DÉCLARER venir d'une réclamation, d'un audit ou d'un fournisseur : Filum enregistre la référence, il ne gère pas la source. Filum couvre la maîtrise de la conception, pas le système qualité entier.</w:t>
       </w:r>
     </w:p>
     <w:p>

--- a/docs/Perimetre_Filum.docx
+++ b/docs/Perimetre_Filum.docx
@@ -772,7 +772,8 @@
           <w:szCs w:val="20"/>
         </w:rPr>
         <w:t xml:space="preserve">Ni gestion de la formation, ni qualification des fournisseurs, ni traitement des réclamations ou de la vigilance, ni audits internes, ni revue de direction.
-NUANCE SUR LES PROCÉDURES, parce que « ni » serait faux : une procédure peut vivre dans Filum comme document contrôlé — le type existe, et le cycle Brouillon → Revue → Publié, le gel du contenu à la mise en revue, la signature à deux composants, la révision avec justification, la piste d'audit et la copie d'archivage PDF/A ne dépendent pas du type de document. Ce que Filum ne sait PAS faire d'une procédure : sa revue périodique, sa date d'entrée en vigueur distincte de l'approbation, sa diffusion contrôlée, et l'accusé de lecture rattaché à la formation. Un système qualité a besoin des quatre. Une non-conformité peut DÉCLARER venir d'une réclamation, d'un audit ou d'un fournisseur : Filum enregistre la référence, il ne gère pas la source. Filum couvre la maîtrise de la conception, pas le système qualité entier.</w:t>
+NUANCE SUR LES PROCÉDURES, parce que « ni » serait faux : une procédure vit dans Filum comme document contrôlé. Le cycle Brouillon → Revue → Publié, le gel du contenu à la mise en revue, la signature à deux composants, la révision avec justification, la piste d'audit et la copie d'archivage PDF/A ne dépendent pas du type de document. S'y ajoutent une DATE D'ENTRÉE EN VIGUEUR distincte de l'approbation — approuver et rendre applicable sont deux actes, et le second attend souvent que les gens soient formés — et une REVUE PÉRIODIQUE : périodicité déclarée, échéance calculée à chaque publication, revue consignée avec sa conclusion et son auteur, retard inscrit dans la piste. L'échéance se voit sur le document et sur le tableau de bord ; elle ne DÉCLENCHE aucun rappel, Filum n'ayant aucun canal sortant.
+Ce que Filum ne sait toujours PAS faire d'une procédure : sa DIFFUSION CONTRÔLÉE et l'ACCUSÉ DE LECTURE rattaché à la formation. Un système qualité a besoin des deux. Une non-conformité peut DÉCLARER venir d'une réclamation, d'un audit ou d'un fournisseur : Filum enregistre la référence, il ne gère pas la source. Filum couvre la maîtrise de la conception, pas le système qualité entier.</w:t>
       </w:r>
     </w:p>
     <w:p>

--- a/docs/Perimetre_Filum.docx
+++ b/docs/Perimetre_Filum.docx
@@ -773,7 +773,8 @@
         </w:rPr>
         <w:t xml:space="preserve">Ni gestion de la formation, ni qualification des fournisseurs, ni traitement des réclamations ou de la vigilance, ni audits internes, ni revue de direction.
 NUANCE SUR LES PROCÉDURES, parce que « ni » serait faux : une procédure vit dans Filum comme document contrôlé. Le cycle Brouillon → Revue → Publié, le gel du contenu à la mise en revue, la signature à deux composants, la révision avec justification, la piste d'audit et la copie d'archivage PDF/A ne dépendent pas du type de document. S'y ajoutent une DATE D'ENTRÉE EN VIGUEUR distincte de l'approbation — approuver et rendre applicable sont deux actes, et le second attend souvent que les gens soient formés — et une REVUE PÉRIODIQUE : périodicité déclarée, échéance calculée à chaque publication, revue consignée avec sa conclusion et son auteur, retard inscrit dans la piste. L'échéance se voit sur le document et sur le tableau de bord ; elle ne DÉCLENCHE aucun rappel, Filum n'ayant aucun canal sortant.
-Ce que Filum ne sait toujours PAS faire d'une procédure : sa DIFFUSION CONTRÔLÉE et l'ACCUSÉ DE LECTURE rattaché à la formation. Un système qualité a besoin des deux. Une non-conformité peut DÉCLARER venir d'une réclamation, d'un audit ou d'un fournisseur : Filum enregistre la référence, il ne gère pas la source. Filum couvre la maîtrise de la conception, pas le système qualité entier.</w:t>
+S'y ajoutent la DIFFUSION CONTRÔLÉE et l'ACCUSÉ DE LECTURE : une liste de destinataires par révision, l'état de qui a lu et qui reste, et un accusé que chacun pose POUR LUI-MÊME — jamais pour un autre. Une lecture vaut pour une révision et ne survit pas à la suivante : publier une nouvelle révision remet chacun en attente sans effacer ce qui avait été lu de la précédente. Là encore, rien n'est ENVOYÉ — ni courriel, ni rappel, ni relance : le destinataire voit sur son tableau de bord ce qu'il lui reste à lire.
+UN ACCUSÉ DE LECTURE N'EST PAS UN ENREGISTREMENT DE FORMATION, et la distinction n'est pas une coquetterie : avoir lu une procédure n'établit pas qu'on sait l'appliquer. Filum ne tient ni plan de formation, ni matrice de compétences, ni habilitation à un poste, ni évaluation de l'efficacité de la formation — c'est-à-dire l'essentiel de ce que demande l'ISO 13485 §6.2. Une non-conformité peut DÉCLARER venir d'une réclamation, d'un audit ou d'un fournisseur : Filum enregistre la référence, il ne gère pas la source. Filum couvre la maîtrise de la conception, pas le système qualité entier.</w:t>
       </w:r>
     </w:p>
     <w:p>
